--- a/onagawa_water_tariff/09_interim_report/女川町水道料金改定_中間報告書_指摘事項対応表.docx
+++ b/onagawa_water_tariff/09_interim_report/女川町水道料金改定_中間報告書_指摘事項対応表.docx
@@ -49,6 +49,20 @@
     </w:p>
     <w:p>
       <w:pPr>
+        <w:spacing w:after="120" w:line="276" w:lineRule="auto"/>
+      </w:pPr>
+      <w:r>
+        <w:rPr>
+          <w:rFonts w:ascii="ＭＳ 明朝" w:hAnsi="ＭＳ 明朝" w:eastAsia="ＭＳ 明朝"/>
+          <w:b w:val="0"/>
+          <w:color w:val="595959"/>
+          <w:sz w:val="20"/>
+        </w:rPr>
+        <w:t>第1回（14件）・第2回（差戻し6件）</w:t>
+      </w:r>
+    </w:p>
+    <w:p>
+      <w:pPr>
         <w:spacing w:after="200" w:line="276" w:lineRule="auto"/>
       </w:pPr>
       <w:r>
@@ -71,7 +85,7 @@
           <w:color w:val="2E75B6"/>
           <w:sz w:val="23"/>
         </w:rPr>
-        <w:t>1　主要数値の変更</w:t>
+        <w:t>1　第1回指摘による主要数値の変更</w:t>
       </w:r>
     </w:p>
     <w:tbl>
@@ -1015,7 +1029,7 @@
           <w:color w:val="2E75B6"/>
           <w:sz w:val="23"/>
         </w:rPr>
-        <w:t>2　指摘事項ごとの対応</w:t>
+        <w:t>2　第1回指摘（R01〜R14）への対応</w:t>
       </w:r>
     </w:p>
     <w:tbl>
@@ -2618,7 +2632,7 @@
           <w:color w:val="2E75B6"/>
           <w:sz w:val="23"/>
         </w:rPr>
-        <w:t>3　構成の変更</w:t>
+        <w:t>3　第1回指摘に伴う構成の変更</w:t>
       </w:r>
     </w:p>
     <w:p>
@@ -3279,6 +3293,11 @@
       </w:pPr>
     </w:p>
     <w:p>
+      <w:r>
+        <w:br w:type="page"/>
+      </w:r>
+    </w:p>
+    <w:p>
       <w:pPr>
         <w:spacing w:before="200" w:after="80"/>
       </w:pPr>
@@ -3289,7 +3308,938 @@
           <w:color w:val="2E75B6"/>
           <w:sz w:val="23"/>
         </w:rPr>
-        <w:t>4　あわせて更新した資料</w:t>
+        <w:t>4　第2回指摘（差戻し6件）への対応</w:t>
+      </w:r>
+    </w:p>
+    <w:p>
+      <w:pPr>
+        <w:spacing w:after="120" w:line="276" w:lineRule="auto"/>
+      </w:pPr>
+      <w:r>
+        <w:rPr>
+          <w:rFonts w:ascii="ＭＳ 明朝" w:hAnsi="ＭＳ 明朝" w:eastAsia="ＭＳ 明朝"/>
+          <w:b w:val="0"/>
+          <w:sz w:val="21"/>
+        </w:rPr>
+        <w:t>第2回の指摘は、数値の誤りではなく「確定値として示せる段階にない事項を、確定値のように示している」という点に集中している。数値そのものは変えず、位置づけの明示、計算根拠の一本化、実施時期の統一で対応した。</w:t>
+      </w:r>
+    </w:p>
+    <w:tbl>
+      <w:tblPr>
+        <w:tblStyle w:val="TableGrid"/>
+        <w:tblW w:type="auto" w:w="0"/>
+        <w:jc w:val="center"/>
+        <w:tblLayout w:type="fixed"/>
+        <w:tblLook w:firstColumn="1" w:firstRow="1" w:lastColumn="0" w:lastRow="0" w:noHBand="0" w:noVBand="1" w:val="04A0"/>
+      </w:tblPr>
+      <w:tblGrid>
+        <w:gridCol w:w="3784"/>
+        <w:gridCol w:w="3784"/>
+        <w:gridCol w:w="3784"/>
+        <w:gridCol w:w="3784"/>
+      </w:tblGrid>
+      <w:tr>
+        <w:tc>
+          <w:tcPr>
+            <w:tcW w:type="dxa" w:w="680"/>
+            <w:shd w:val="clear" w:fill="2E75B6"/>
+          </w:tcPr>
+          <w:p>
+            <w:pPr>
+              <w:spacing w:after="40"/>
+              <w:jc w:val="center"/>
+            </w:pPr>
+            <w:r/>
+            <w:r>
+              <w:rPr>
+                <w:rFonts w:ascii="ＭＳ ゴシック" w:hAnsi="ＭＳ ゴシック" w:eastAsia="ＭＳ ゴシック"/>
+                <w:b/>
+                <w:color w:val="FFFFFF"/>
+                <w:sz w:val="16"/>
+              </w:rPr>
+              <w:t>No</w:t>
+            </w:r>
+          </w:p>
+        </w:tc>
+        <w:tc>
+          <w:tcPr>
+            <w:tcW w:type="dxa" w:w="4309"/>
+            <w:shd w:val="clear" w:fill="2E75B6"/>
+          </w:tcPr>
+          <w:p>
+            <w:pPr>
+              <w:spacing w:after="40"/>
+              <w:jc w:val="center"/>
+            </w:pPr>
+            <w:r/>
+            <w:r>
+              <w:rPr>
+                <w:rFonts w:ascii="ＭＳ ゴシック" w:hAnsi="ＭＳ ゴシック" w:eastAsia="ＭＳ ゴシック"/>
+                <w:b/>
+                <w:color w:val="FFFFFF"/>
+                <w:sz w:val="16"/>
+              </w:rPr>
+              <w:t>指摘の要点</w:t>
+            </w:r>
+          </w:p>
+        </w:tc>
+        <w:tc>
+          <w:tcPr>
+            <w:tcW w:type="dxa" w:w="7483"/>
+            <w:shd w:val="clear" w:fill="2E75B6"/>
+          </w:tcPr>
+          <w:p>
+            <w:pPr>
+              <w:spacing w:after="40"/>
+              <w:jc w:val="center"/>
+            </w:pPr>
+            <w:r/>
+            <w:r>
+              <w:rPr>
+                <w:rFonts w:ascii="ＭＳ ゴシック" w:hAnsi="ＭＳ ゴシック" w:eastAsia="ＭＳ ゴシック"/>
+                <w:b/>
+                <w:color w:val="FFFFFF"/>
+                <w:sz w:val="16"/>
+              </w:rPr>
+              <w:t>対応内容</w:t>
+            </w:r>
+          </w:p>
+        </w:tc>
+        <w:tc>
+          <w:tcPr>
+            <w:tcW w:type="dxa" w:w="3118"/>
+            <w:shd w:val="clear" w:fill="2E75B6"/>
+          </w:tcPr>
+          <w:p>
+            <w:pPr>
+              <w:spacing w:after="40"/>
+              <w:jc w:val="center"/>
+            </w:pPr>
+            <w:r/>
+            <w:r>
+              <w:rPr>
+                <w:rFonts w:ascii="ＭＳ ゴシック" w:hAnsi="ＭＳ ゴシック" w:eastAsia="ＭＳ ゴシック"/>
+                <w:b/>
+                <w:color w:val="FFFFFF"/>
+                <w:sz w:val="16"/>
+              </w:rPr>
+              <w:t>反映箇所</w:t>
+            </w:r>
+          </w:p>
+        </w:tc>
+      </w:tr>
+      <w:tr>
+        <w:tc>
+          <w:tcPr>
+            <w:tcW w:type="dxa" w:w="680"/>
+          </w:tcPr>
+          <w:p>
+            <w:pPr>
+              <w:spacing w:after="40"/>
+              <w:jc w:val="center"/>
+            </w:pPr>
+            <w:r/>
+            <w:r>
+              <w:rPr>
+                <w:rFonts w:ascii="ＭＳ 明朝" w:hAnsi="ＭＳ 明朝" w:eastAsia="ＭＳ 明朝"/>
+                <w:b w:val="0"/>
+                <w:sz w:val="16"/>
+              </w:rPr>
+              <w:t>1</w:t>
+            </w:r>
+          </w:p>
+        </w:tc>
+        <w:tc>
+          <w:tcPr>
+            <w:tcW w:type="dxa" w:w="4309"/>
+          </w:tcPr>
+          <w:p>
+            <w:pPr>
+              <w:spacing w:after="40"/>
+              <w:jc w:val="left"/>
+            </w:pPr>
+            <w:r/>
+            <w:r>
+              <w:rPr>
+                <w:rFonts w:ascii="ＭＳ 明朝" w:hAnsi="ＭＳ 明朝" w:eastAsia="ＭＳ 明朝"/>
+                <w:b w:val="0"/>
+                <w:sz w:val="16"/>
+              </w:rPr>
+              <w:t>実施年度が矛盾している。第1次改定を令和8年度内とする一方、工程表は議決を令和9年3月、適用開始を令和9年4月以降としている</w:t>
+            </w:r>
+          </w:p>
+        </w:tc>
+        <w:tc>
+          <w:tcPr>
+            <w:tcW w:type="dxa" w:w="7483"/>
+          </w:tcPr>
+          <w:p>
+            <w:pPr>
+              <w:spacing w:after="40"/>
+              <w:jc w:val="left"/>
+            </w:pPr>
+            <w:r/>
+            <w:r>
+              <w:rPr>
+                <w:rFonts w:ascii="ＭＳ 明朝" w:hAnsi="ＭＳ 明朝" w:eastAsia="ＭＳ 明朝"/>
+                <w:b w:val="0"/>
+                <w:color w:val="375623"/>
+                <w:sz w:val="16"/>
+              </w:rPr>
+              <w:t>◎ 反映。「改定案の決定・条例の議決」と「新料金の適用開始」を分け、議決は令和9年3月、適用開始は令和9年4月以降に統一した。令和8年度の料金は現行のままであり、増収は令和9年度以降に生じることを明記。令和8年度・令和9年度の実収入の算定を最終報告の作業に追加</w:t>
+            </w:r>
+          </w:p>
+        </w:tc>
+        <w:tc>
+          <w:tcPr>
+            <w:tcW w:type="dxa" w:w="3118"/>
+          </w:tcPr>
+          <w:p>
+            <w:pPr>
+              <w:spacing w:after="40"/>
+              <w:jc w:val="left"/>
+            </w:pPr>
+            <w:r/>
+            <w:r>
+              <w:rPr>
+                <w:rFonts w:ascii="ＭＳ 明朝" w:hAnsi="ＭＳ 明朝" w:eastAsia="ＭＳ 明朝"/>
+                <w:b w:val="0"/>
+                <w:sz w:val="16"/>
+              </w:rPr>
+              <w:t>7-3、10-2、10-4、11章5節、工程表1節</w:t>
+            </w:r>
+          </w:p>
+        </w:tc>
+      </w:tr>
+      <w:tr>
+        <w:tc>
+          <w:tcPr>
+            <w:tcW w:type="dxa" w:w="680"/>
+          </w:tcPr>
+          <w:p>
+            <w:pPr>
+              <w:spacing w:after="40"/>
+              <w:jc w:val="center"/>
+            </w:pPr>
+            <w:r/>
+            <w:r>
+              <w:rPr>
+                <w:rFonts w:ascii="ＭＳ 明朝" w:hAnsi="ＭＳ 明朝" w:eastAsia="ＭＳ 明朝"/>
+                <w:b w:val="0"/>
+                <w:sz w:val="16"/>
+              </w:rPr>
+              <w:t>2</w:t>
+            </w:r>
+          </w:p>
+        </w:tc>
+        <w:tc>
+          <w:tcPr>
+            <w:tcW w:type="dxa" w:w="4309"/>
+          </w:tcPr>
+          <w:p>
+            <w:pPr>
+              <w:spacing w:after="40"/>
+              <w:jc w:val="left"/>
+            </w:pPr>
+            <w:r/>
+            <w:r>
+              <w:rPr>
+                <w:rFonts w:ascii="ＭＳ 明朝" w:hAnsi="ＭＳ 明朝" w:eastAsia="ＭＳ 明朝"/>
+                <w:b w:val="0"/>
+                <w:sz w:val="16"/>
+              </w:rPr>
+              <w:t>同梱の計算資料が改訂本文を再現しない。旧版のExcelに旧前提・誤式が残ったまま同梱されている</w:t>
+            </w:r>
+          </w:p>
+        </w:tc>
+        <w:tc>
+          <w:tcPr>
+            <w:tcW w:type="dxa" w:w="7483"/>
+          </w:tcPr>
+          <w:p>
+            <w:pPr>
+              <w:spacing w:after="40"/>
+              <w:jc w:val="left"/>
+            </w:pPr>
+            <w:r/>
+            <w:r>
+              <w:rPr>
+                <w:rFonts w:ascii="ＭＳ 明朝" w:hAnsi="ＭＳ 明朝" w:eastAsia="ＭＳ 明朝"/>
+                <w:b w:val="0"/>
+                <w:color w:val="375623"/>
+                <w:sz w:val="16"/>
+              </w:rPr>
+              <w:t>◎ 反映。本文の全指標を再現する採用計算表を新たに作成した。07_本文照合表で報告書の18項目と突き合わせ、全項目の一致を確認している。旧版のExcelは受け渡し用zipの `09_old_do_not_use/` に移し、使用不可であることをファイル名対応表の冒頭に明記した</w:t>
+            </w:r>
+          </w:p>
+        </w:tc>
+        <w:tc>
+          <w:tcPr>
+            <w:tcW w:type="dxa" w:w="3118"/>
+          </w:tcPr>
+          <w:p>
+            <w:pPr>
+              <w:spacing w:after="40"/>
+              <w:jc w:val="left"/>
+            </w:pPr>
+            <w:r/>
+            <w:r>
+              <w:rPr>
+                <w:rFonts w:ascii="ＭＳ 明朝" w:hAnsi="ＭＳ 明朝" w:eastAsia="ＭＳ 明朝"/>
+                <w:b w:val="0"/>
+                <w:sz w:val="16"/>
+              </w:rPr>
+              <w:t>採用計算表（新規）、ファイル名対応表、12-3</w:t>
+            </w:r>
+          </w:p>
+        </w:tc>
+      </w:tr>
+      <w:tr>
+        <w:tc>
+          <w:tcPr>
+            <w:tcW w:type="dxa" w:w="680"/>
+          </w:tcPr>
+          <w:p>
+            <w:pPr>
+              <w:spacing w:after="40"/>
+              <w:jc w:val="center"/>
+            </w:pPr>
+            <w:r/>
+            <w:r>
+              <w:rPr>
+                <w:rFonts w:ascii="ＭＳ 明朝" w:hAnsi="ＭＳ 明朝" w:eastAsia="ＭＳ 明朝"/>
+                <w:b w:val="0"/>
+                <w:sz w:val="16"/>
+              </w:rPr>
+              <w:t>3</w:t>
+            </w:r>
+          </w:p>
+        </w:tc>
+        <w:tc>
+          <w:tcPr>
+            <w:tcW w:type="dxa" w:w="4309"/>
+          </w:tcPr>
+          <w:p>
+            <w:pPr>
+              <w:spacing w:after="40"/>
+              <w:jc w:val="left"/>
+            </w:pPr>
+            <w:r/>
+            <w:r>
+              <w:rPr>
+                <w:rFonts w:ascii="ＭＳ 明朝" w:hAnsi="ＭＳ 明朝" w:eastAsia="ＭＳ 明朝"/>
+                <w:b w:val="0"/>
+                <w:sz w:val="16"/>
+              </w:rPr>
+              <w:t>1.99倍の中核前提が未立証のまま、確定水準のように示されている</w:t>
+            </w:r>
+          </w:p>
+        </w:tc>
+        <w:tc>
+          <w:tcPr>
+            <w:tcW w:type="dxa" w:w="7483"/>
+          </w:tcPr>
+          <w:p>
+            <w:pPr>
+              <w:spacing w:after="40"/>
+              <w:jc w:val="left"/>
+            </w:pPr>
+            <w:r/>
+            <w:r>
+              <w:rPr>
+                <w:rFonts w:ascii="ＭＳ 明朝" w:hAnsi="ＭＳ 明朝" w:eastAsia="ＭＳ 明朝"/>
+                <w:b w:val="0"/>
+                <w:color w:val="375623"/>
+                <w:sz w:val="16"/>
+              </w:rPr>
+              <w:t>◎ 反映。4-3に「確定した改定水準ではなく前提条件つきの試算値」と明記し、表の項目名も「必要改定率（試算値）」に改めた。ファイル名対応表にも引用上の注意として記載</w:t>
+            </w:r>
+          </w:p>
+        </w:tc>
+        <w:tc>
+          <w:tcPr>
+            <w:tcW w:type="dxa" w:w="3118"/>
+          </w:tcPr>
+          <w:p>
+            <w:pPr>
+              <w:spacing w:after="40"/>
+              <w:jc w:val="left"/>
+            </w:pPr>
+            <w:r/>
+            <w:r>
+              <w:rPr>
+                <w:rFonts w:ascii="ＭＳ 明朝" w:hAnsi="ＭＳ 明朝" w:eastAsia="ＭＳ 明朝"/>
+                <w:b w:val="0"/>
+                <w:sz w:val="16"/>
+              </w:rPr>
+              <w:t>4-3、12-4、ファイル名対応表</w:t>
+            </w:r>
+          </w:p>
+        </w:tc>
+      </w:tr>
+      <w:tr>
+        <w:tc>
+          <w:tcPr>
+            <w:tcW w:type="dxa" w:w="680"/>
+          </w:tcPr>
+          <w:p>
+            <w:pPr>
+              <w:spacing w:after="40"/>
+              <w:jc w:val="center"/>
+            </w:pPr>
+            <w:r/>
+            <w:r>
+              <w:rPr>
+                <w:rFonts w:ascii="ＭＳ 明朝" w:hAnsi="ＭＳ 明朝" w:eastAsia="ＭＳ 明朝"/>
+                <w:b w:val="0"/>
+                <w:sz w:val="16"/>
+              </w:rPr>
+              <w:t>4</w:t>
+            </w:r>
+          </w:p>
+        </w:tc>
+        <w:tc>
+          <w:tcPr>
+            <w:tcW w:type="dxa" w:w="4309"/>
+          </w:tcPr>
+          <w:p>
+            <w:pPr>
+              <w:spacing w:after="40"/>
+              <w:jc w:val="left"/>
+            </w:pPr>
+            <w:r/>
+            <w:r>
+              <w:rPr>
+                <w:rFonts w:ascii="ＭＳ 明朝" w:hAnsi="ＭＳ 明朝" w:eastAsia="ＭＳ 明朝"/>
+                <w:b w:val="0"/>
+                <w:sz w:val="16"/>
+              </w:rPr>
+              <w:t>口径別3-Aの「100％回収」が実績検証の結果のように読める</w:t>
+            </w:r>
+          </w:p>
+        </w:tc>
+        <w:tc>
+          <w:tcPr>
+            <w:tcW w:type="dxa" w:w="7483"/>
+          </w:tcPr>
+          <w:p>
+            <w:pPr>
+              <w:spacing w:after="40"/>
+              <w:jc w:val="left"/>
+            </w:pPr>
+            <w:r/>
+            <w:r>
+              <w:rPr>
+                <w:rFonts w:ascii="ＭＳ 明朝" w:hAnsi="ＭＳ 明朝" w:eastAsia="ＭＳ 明朝"/>
+                <w:b w:val="0"/>
+                <w:color w:val="375623"/>
+                <w:sz w:val="16"/>
+              </w:rPr>
+              <w:t>◎ 反映。9-5・9-6の100.0％に、総括原価と一致するよう料金水準を逆算した結果であり実際の調定データで検証した値ではない旨の注記を付した。採用計算表でも水準係数を「設定値」と明記</w:t>
+            </w:r>
+          </w:p>
+        </w:tc>
+        <w:tc>
+          <w:tcPr>
+            <w:tcW w:type="dxa" w:w="3118"/>
+          </w:tcPr>
+          <w:p>
+            <w:pPr>
+              <w:spacing w:after="40"/>
+              <w:jc w:val="left"/>
+            </w:pPr>
+            <w:r/>
+            <w:r>
+              <w:rPr>
+                <w:rFonts w:ascii="ＭＳ 明朝" w:hAnsi="ＭＳ 明朝" w:eastAsia="ＭＳ 明朝"/>
+                <w:b w:val="0"/>
+                <w:sz w:val="16"/>
+              </w:rPr>
+              <w:t>9-5、9-6、8-1、採用計算表03</w:t>
+            </w:r>
+          </w:p>
+        </w:tc>
+      </w:tr>
+      <w:tr>
+        <w:tc>
+          <w:tcPr>
+            <w:tcW w:type="dxa" w:w="680"/>
+          </w:tcPr>
+          <w:p>
+            <w:pPr>
+              <w:spacing w:after="40"/>
+              <w:jc w:val="center"/>
+            </w:pPr>
+            <w:r/>
+            <w:r>
+              <w:rPr>
+                <w:rFonts w:ascii="ＭＳ 明朝" w:hAnsi="ＭＳ 明朝" w:eastAsia="ＭＳ 明朝"/>
+                <w:b w:val="0"/>
+                <w:sz w:val="16"/>
+              </w:rPr>
+              <w:t>5</w:t>
+            </w:r>
+          </w:p>
+        </w:tc>
+        <w:tc>
+          <w:tcPr>
+            <w:tcW w:type="dxa" w:w="4309"/>
+          </w:tcPr>
+          <w:p>
+            <w:pPr>
+              <w:spacing w:after="40"/>
+              <w:jc w:val="left"/>
+            </w:pPr>
+            <w:r/>
+            <w:r>
+              <w:rPr>
+                <w:rFonts w:ascii="ＭＳ 明朝" w:hAnsi="ＭＳ 明朝" w:eastAsia="ＭＳ 明朝"/>
+                <w:b w:val="0"/>
+                <w:sz w:val="16"/>
+              </w:rPr>
+              <w:t>3-Bが未完成のまま、住民・議会説明用の3案の一つとして具体額とともに示されている</w:t>
+            </w:r>
+          </w:p>
+        </w:tc>
+        <w:tc>
+          <w:tcPr>
+            <w:tcW w:type="dxa" w:w="7483"/>
+          </w:tcPr>
+          <w:p>
+            <w:pPr>
+              <w:spacing w:after="40"/>
+              <w:jc w:val="left"/>
+            </w:pPr>
+            <w:r/>
+            <w:r>
+              <w:rPr>
+                <w:rFonts w:ascii="ＭＳ 明朝" w:hAnsi="ＭＳ 明朝" w:eastAsia="ＭＳ 明朝"/>
+                <w:b w:val="0"/>
+                <w:color w:val="375623"/>
+                <w:sz w:val="16"/>
+              </w:rPr>
+              <w:t>◎ 反映。第11章の3案比較をA案・B案・C案に改め、D案の具体額を削除した。水産加工業への配慮は「検討中」として別立てにし、境界の逆転と減収額の未算定を理由として記載。8-3の設定案にも「未設計の参考仮定。住民・議会説明および条例化の対象としない」を明記</w:t>
+            </w:r>
+          </w:p>
+        </w:tc>
+        <w:tc>
+          <w:tcPr>
+            <w:tcW w:type="dxa" w:w="3118"/>
+          </w:tcPr>
+          <w:p>
+            <w:pPr>
+              <w:spacing w:after="40"/>
+              <w:jc w:val="left"/>
+            </w:pPr>
+            <w:r/>
+            <w:r>
+              <w:rPr>
+                <w:rFonts w:ascii="ＭＳ 明朝" w:hAnsi="ＭＳ 明朝" w:eastAsia="ＭＳ 明朝"/>
+                <w:b w:val="0"/>
+                <w:sz w:val="16"/>
+              </w:rPr>
+              <w:t>11章2節・3節、8-3、10-1</w:t>
+            </w:r>
+          </w:p>
+        </w:tc>
+      </w:tr>
+      <w:tr>
+        <w:tc>
+          <w:tcPr>
+            <w:tcW w:type="dxa" w:w="680"/>
+          </w:tcPr>
+          <w:p>
+            <w:pPr>
+              <w:spacing w:after="40"/>
+              <w:jc w:val="center"/>
+            </w:pPr>
+            <w:r/>
+            <w:r>
+              <w:rPr>
+                <w:rFonts w:ascii="ＭＳ 明朝" w:hAnsi="ＭＳ 明朝" w:eastAsia="ＭＳ 明朝"/>
+                <w:b w:val="0"/>
+                <w:sz w:val="16"/>
+              </w:rPr>
+              <w:t>6</w:t>
+            </w:r>
+          </w:p>
+        </w:tc>
+        <w:tc>
+          <w:tcPr>
+            <w:tcW w:type="dxa" w:w="4309"/>
+          </w:tcPr>
+          <w:p>
+            <w:pPr>
+              <w:spacing w:after="40"/>
+              <w:jc w:val="left"/>
+            </w:pPr>
+            <w:r/>
+            <w:r>
+              <w:rPr>
+                <w:rFonts w:ascii="ＭＳ 明朝" w:hAnsi="ＭＳ 明朝" w:eastAsia="ＭＳ 明朝"/>
+                <w:b w:val="0"/>
+                <w:sz w:val="16"/>
+              </w:rPr>
+              <w:t>工程表の遅延時対応が検証要件と衝突している</w:t>
+            </w:r>
+          </w:p>
+        </w:tc>
+        <w:tc>
+          <w:tcPr>
+            <w:tcW w:type="dxa" w:w="7483"/>
+          </w:tcPr>
+          <w:p>
+            <w:pPr>
+              <w:spacing w:after="40"/>
+              <w:jc w:val="left"/>
+            </w:pPr>
+            <w:r/>
+            <w:r>
+              <w:rPr>
+                <w:rFonts w:ascii="ＭＳ 明朝" w:hAnsi="ＭＳ 明朝" w:eastAsia="ＭＳ 明朝"/>
+                <w:b w:val="0"/>
+                <w:color w:val="375623"/>
+                <w:sz w:val="16"/>
+              </w:rPr>
+              <w:t>◎ 反映。調定明細が遅れる場合は、現行体系を維持するA案・B案の条件付き比較までを最終報告の範囲とし、C案・D案の採用決定と条例用料金表は検証の完了を条件とした。代替データを用いる場合の対象率・欠損・誤差・決裁条件の明示も加えた。4-2の「数値差替えで足りる」も書き改めた</w:t>
+            </w:r>
+          </w:p>
+        </w:tc>
+        <w:tc>
+          <w:tcPr>
+            <w:tcW w:type="dxa" w:w="3118"/>
+          </w:tcPr>
+          <w:p>
+            <w:pPr>
+              <w:spacing w:after="40"/>
+              <w:jc w:val="left"/>
+            </w:pPr>
+            <w:r/>
+            <w:r>
+              <w:rPr>
+                <w:rFonts w:ascii="ＭＳ 明朝" w:hAnsi="ＭＳ 明朝" w:eastAsia="ＭＳ 明朝"/>
+                <w:b w:val="0"/>
+                <w:sz w:val="16"/>
+              </w:rPr>
+              <w:t>工程表4-2、4-3</w:t>
+            </w:r>
+          </w:p>
+        </w:tc>
+      </w:tr>
+    </w:tbl>
+    <w:p>
+      <w:pPr>
+        <w:spacing w:after="160" w:line="276" w:lineRule="auto"/>
+      </w:pPr>
+      <w:r>
+        <w:rPr>
+          <w:rFonts w:ascii="ＭＳ 明朝" w:hAnsi="ＭＳ 明朝" w:eastAsia="ＭＳ 明朝"/>
+          <w:b w:val="0"/>
+          <w:color w:val="595959"/>
+          <w:sz w:val="16"/>
+        </w:rPr>
+        <w:t>※ いずれも本文の数値は変えていない。位置づけの明示と計算根拠の一本化による対応である。</w:t>
+      </w:r>
+    </w:p>
+    <w:p>
+      <w:pPr>
+        <w:spacing w:before="200" w:after="80"/>
+      </w:pPr>
+      <w:r>
+        <w:rPr>
+          <w:rFonts w:ascii="ＭＳ ゴシック" w:hAnsi="ＭＳ ゴシック" w:eastAsia="ＭＳ ゴシック"/>
+          <w:b/>
+          <w:color w:val="2E75B6"/>
+          <w:sz w:val="23"/>
+        </w:rPr>
+        <w:t>5　第2回で新たに判明した事項</w:t>
+      </w:r>
+    </w:p>
+    <w:tbl>
+      <w:tblPr>
+        <w:tblStyle w:val="TableGrid"/>
+        <w:tblW w:type="auto" w:w="0"/>
+        <w:jc w:val="center"/>
+        <w:tblLayout w:type="fixed"/>
+        <w:tblLook w:firstColumn="1" w:firstRow="1" w:lastColumn="0" w:lastRow="0" w:noHBand="0" w:noVBand="1" w:val="04A0"/>
+      </w:tblPr>
+      <w:tblGrid>
+        <w:gridCol w:w="5046"/>
+        <w:gridCol w:w="5046"/>
+        <w:gridCol w:w="5046"/>
+      </w:tblGrid>
+      <w:tr>
+        <w:tc>
+          <w:tcPr>
+            <w:tcW w:type="dxa" w:w="2835"/>
+            <w:shd w:val="clear" w:fill="2E75B6"/>
+          </w:tcPr>
+          <w:p>
+            <w:pPr>
+              <w:spacing w:after="40"/>
+              <w:jc w:val="center"/>
+            </w:pPr>
+            <w:r/>
+            <w:r>
+              <w:rPr>
+                <w:rFonts w:ascii="ＭＳ ゴシック" w:hAnsi="ＭＳ ゴシック" w:eastAsia="ＭＳ ゴシック"/>
+                <w:b/>
+                <w:color w:val="FFFFFF"/>
+                <w:sz w:val="17"/>
+              </w:rPr>
+              <w:t>事項</w:t>
+            </w:r>
+          </w:p>
+        </w:tc>
+        <w:tc>
+          <w:tcPr>
+            <w:tcW w:type="dxa" w:w="6236"/>
+            <w:shd w:val="clear" w:fill="2E75B6"/>
+          </w:tcPr>
+          <w:p>
+            <w:pPr>
+              <w:spacing w:after="40"/>
+              <w:jc w:val="center"/>
+            </w:pPr>
+            <w:r/>
+            <w:r>
+              <w:rPr>
+                <w:rFonts w:ascii="ＭＳ ゴシック" w:hAnsi="ＭＳ ゴシック" w:eastAsia="ＭＳ ゴシック"/>
+                <w:b/>
+                <w:color w:val="FFFFFF"/>
+                <w:sz w:val="17"/>
+              </w:rPr>
+              <w:t>内容</w:t>
+            </w:r>
+          </w:p>
+        </w:tc>
+        <w:tc>
+          <w:tcPr>
+            <w:tcW w:type="dxa" w:w="6520"/>
+            <w:shd w:val="clear" w:fill="2E75B6"/>
+          </w:tcPr>
+          <w:p>
+            <w:pPr>
+              <w:spacing w:after="40"/>
+              <w:jc w:val="center"/>
+            </w:pPr>
+            <w:r/>
+            <w:r>
+              <w:rPr>
+                <w:rFonts w:ascii="ＭＳ ゴシック" w:hAnsi="ＭＳ ゴシック" w:eastAsia="ＭＳ ゴシック"/>
+                <w:b/>
+                <w:color w:val="FFFFFF"/>
+                <w:sz w:val="17"/>
+              </w:rPr>
+              <w:t>対応</w:t>
+            </w:r>
+          </w:p>
+        </w:tc>
+      </w:tr>
+      <w:tr>
+        <w:tc>
+          <w:tcPr>
+            <w:tcW w:type="dxa" w:w="2835"/>
+          </w:tcPr>
+          <w:p>
+            <w:pPr>
+              <w:spacing w:after="40"/>
+              <w:jc w:val="center"/>
+            </w:pPr>
+            <w:r/>
+            <w:r>
+              <w:rPr>
+                <w:rFonts w:ascii="ＭＳ 明朝" w:hAnsi="ＭＳ 明朝" w:eastAsia="ＭＳ 明朝"/>
+                <w:b w:val="0"/>
+                <w:sz w:val="17"/>
+              </w:rPr>
+              <w:t>令和8年4〜6月請求分の基本料金等の免除</w:t>
+            </w:r>
+          </w:p>
+        </w:tc>
+        <w:tc>
+          <w:tcPr>
+            <w:tcW w:type="dxa" w:w="6236"/>
+          </w:tcPr>
+          <w:p>
+            <w:pPr>
+              <w:spacing w:after="40"/>
+              <w:jc w:val="left"/>
+            </w:pPr>
+            <w:r/>
+            <w:r>
+              <w:rPr>
+                <w:rFonts w:ascii="ＭＳ 明朝" w:hAnsi="ＭＳ 明朝" w:eastAsia="ＭＳ 明朝"/>
+                <w:b w:val="0"/>
+                <w:sz w:val="17"/>
+              </w:rPr>
+              <w:t>官公庁等を除き、上水道の基本料金とメーター使用料を3か月免除する措置がとられているとの情報を得た。財源は国の物価高騰対応重点支援地方創生臨時交付金とされる。当方では原典を確認できていない</w:t>
+            </w:r>
+          </w:p>
+        </w:tc>
+        <w:tc>
+          <w:tcPr>
+            <w:tcW w:type="dxa" w:w="6520"/>
+          </w:tcPr>
+          <w:p>
+            <w:pPr>
+              <w:spacing w:after="40"/>
+              <w:jc w:val="left"/>
+            </w:pPr>
+            <w:r/>
+            <w:r>
+              <w:rPr>
+                <w:rFonts w:ascii="ＭＳ 明朝" w:hAnsi="ＭＳ 明朝" w:eastAsia="ＭＳ 明朝"/>
+                <w:b w:val="0"/>
+                <w:sz w:val="17"/>
+              </w:rPr>
+              <w:t>5-10を新設し、免除による調定減と補填収入の整理が必要であることを記載。町への確認事項とデータ依頼に追加した</w:t>
+            </w:r>
+          </w:p>
+        </w:tc>
+      </w:tr>
+      <w:tr>
+        <w:tc>
+          <w:tcPr>
+            <w:tcW w:type="dxa" w:w="2835"/>
+          </w:tcPr>
+          <w:p>
+            <w:pPr>
+              <w:spacing w:after="40"/>
+              <w:jc w:val="center"/>
+            </w:pPr>
+            <w:r/>
+            <w:r>
+              <w:rPr>
+                <w:rFonts w:ascii="ＭＳ 明朝" w:hAnsi="ＭＳ 明朝" w:eastAsia="ＭＳ 明朝"/>
+                <w:b w:val="0"/>
+                <w:sz w:val="17"/>
+              </w:rPr>
+              <w:t>端数処理</w:t>
+            </w:r>
+          </w:p>
+        </w:tc>
+        <w:tc>
+          <w:tcPr>
+            <w:tcW w:type="dxa" w:w="6236"/>
+          </w:tcPr>
+          <w:p>
+            <w:pPr>
+              <w:spacing w:after="40"/>
+              <w:jc w:val="left"/>
+            </w:pPr>
+            <w:r/>
+            <w:r>
+              <w:rPr>
+                <w:rFonts w:ascii="ＭＳ 明朝" w:hAnsi="ＭＳ 明朝" w:eastAsia="ＭＳ 明朝"/>
+                <w:b w:val="0"/>
+                <w:sz w:val="17"/>
+              </w:rPr>
+              <w:t>現行料金の端数処理は1円未満の切捨てとされている</w:t>
+            </w:r>
+          </w:p>
+        </w:tc>
+        <w:tc>
+          <w:tcPr>
+            <w:tcW w:type="dxa" w:w="6520"/>
+          </w:tcPr>
+          <w:p>
+            <w:pPr>
+              <w:spacing w:after="40"/>
+              <w:jc w:val="left"/>
+            </w:pPr>
+            <w:r/>
+            <w:r>
+              <w:rPr>
+                <w:rFonts w:ascii="ＭＳ 明朝" w:hAnsi="ＭＳ 明朝" w:eastAsia="ＭＳ 明朝"/>
+                <w:b w:val="0"/>
+                <w:sz w:val="17"/>
+              </w:rPr>
+              <w:t>8-2の注記に追加し、条例案と試算の双方でそろえることとした。適用範囲を町への確認事項に追加</w:t>
+            </w:r>
+          </w:p>
+        </w:tc>
+      </w:tr>
+      <w:tr>
+        <w:tc>
+          <w:tcPr>
+            <w:tcW w:type="dxa" w:w="2835"/>
+          </w:tcPr>
+          <w:p>
+            <w:pPr>
+              <w:spacing w:after="40"/>
+              <w:jc w:val="center"/>
+            </w:pPr>
+            <w:r/>
+            <w:r>
+              <w:rPr>
+                <w:rFonts w:ascii="ＭＳ 明朝" w:hAnsi="ＭＳ 明朝" w:eastAsia="ＭＳ 明朝"/>
+                <w:b w:val="0"/>
+                <w:sz w:val="17"/>
+              </w:rPr>
+              <w:t>指標の呼称の不統一</w:t>
+            </w:r>
+          </w:p>
+        </w:tc>
+        <w:tc>
+          <w:tcPr>
+            <w:tcW w:type="dxa" w:w="6236"/>
+          </w:tcPr>
+          <w:p>
+            <w:pPr>
+              <w:spacing w:after="40"/>
+              <w:jc w:val="left"/>
+            </w:pPr>
+            <w:r/>
+            <w:r>
+              <w:rPr>
+                <w:rFonts w:ascii="ＭＳ 明朝" w:hAnsi="ＭＳ 明朝" w:eastAsia="ＭＳ 明朝"/>
+                <w:b w:val="0"/>
+                <w:sz w:val="17"/>
+              </w:rPr>
+              <w:t>算定に用いていた作業用ファイルが、令和7年度の税込単価128.2円/㎥を将来の税抜給水原価で割った値を「料金回収率」として保存していた</w:t>
+            </w:r>
+          </w:p>
+        </w:tc>
+        <w:tc>
+          <w:tcPr>
+            <w:tcW w:type="dxa" w:w="6520"/>
+          </w:tcPr>
+          <w:p>
+            <w:pPr>
+              <w:spacing w:after="40"/>
+              <w:jc w:val="left"/>
+            </w:pPr>
+            <w:r/>
+            <w:r>
+              <w:rPr>
+                <w:rFonts w:ascii="ＭＳ 明朝" w:hAnsi="ＭＳ 明朝" w:eastAsia="ＭＳ 明朝"/>
+                <w:b w:val="0"/>
+                <w:sz w:val="17"/>
+              </w:rPr>
+              <w:t>供給単価を3種類（R8〜R12税抜・R7実績税込・R7実績税抜）に分けて定義し直し、回収割合の算定を税抜どうしにそろえた。旧ラベルと、母集団が接続しない合計額の出力も取り除いた</w:t>
+            </w:r>
+          </w:p>
+        </w:tc>
+      </w:tr>
+    </w:tbl>
+    <w:p>
+      <w:pPr>
+        <w:spacing w:after="80" w:line="276" w:lineRule="auto"/>
+      </w:pPr>
+    </w:p>
+    <w:p>
+      <w:pPr>
+        <w:spacing w:before="200" w:after="80"/>
+      </w:pPr>
+      <w:r>
+        <w:rPr>
+          <w:rFonts w:ascii="ＭＳ ゴシック" w:hAnsi="ＭＳ ゴシック" w:eastAsia="ＭＳ ゴシック"/>
+          <w:b/>
+          <w:color w:val="2E75B6"/>
+          <w:sz w:val="23"/>
+        </w:rPr>
+        <w:t>6　あわせて更新した資料</w:t>
       </w:r>
     </w:p>
     <w:tbl>
@@ -3364,6 +4314,48 @@
             <w:r>
               <w:rPr>
                 <w:rFonts w:ascii="ＭＳ 明朝" w:hAnsi="ＭＳ 明朝" w:eastAsia="ＭＳ 明朝"/>
+                <w:b/>
+                <w:sz w:val="18"/>
+              </w:rPr>
+              <w:t>女川町水道料金改定_採用計算表.xlsx</w:t>
+            </w:r>
+          </w:p>
+        </w:tc>
+        <w:tc>
+          <w:tcPr>
+            <w:tcW w:type="dxa" w:w="8277"/>
+          </w:tcPr>
+          <w:p>
+            <w:pPr>
+              <w:spacing w:after="40"/>
+              <w:jc w:val="left"/>
+            </w:pPr>
+            <w:r/>
+            <w:r>
+              <w:rPr>
+                <w:rFonts w:ascii="ＭＳ 明朝" w:hAnsi="ＭＳ 明朝" w:eastAsia="ＭＳ 明朝"/>
+                <w:b/>
+                <w:sz w:val="18"/>
+              </w:rPr>
+              <w:t>新規作成。本文の全指標を再現する7シート。07_本文照合表で報告書の18項目と突き合わせ、全項目一致を確認</w:t>
+            </w:r>
+          </w:p>
+        </w:tc>
+      </w:tr>
+      <w:tr>
+        <w:tc>
+          <w:tcPr>
+            <w:tcW w:type="dxa" w:w="4535"/>
+          </w:tcPr>
+          <w:p>
+            <w:pPr>
+              <w:spacing w:after="40"/>
+              <w:jc w:val="center"/>
+            </w:pPr>
+            <w:r/>
+            <w:r>
+              <w:rPr>
+                <w:rFonts w:ascii="ＭＳ 明朝" w:hAnsi="ＭＳ 明朝" w:eastAsia="ＭＳ 明朝"/>
                 <w:b w:val="0"/>
                 <w:sz w:val="18"/>
               </w:rPr>
@@ -3387,7 +4379,7 @@
                 <w:b w:val="0"/>
                 <w:sz w:val="18"/>
               </w:rPr>
-              <w:t>全面改訂（上記1〜3）</w:t>
+              <w:t>第1回で全面改訂、第2回で第5章10節の新設と第11章の再構成、実施時期の統一、位置づけの明示</w:t>
             </w:r>
           </w:p>
         </w:tc>
@@ -3471,7 +4463,7 @@
                 <w:b w:val="0"/>
                 <w:sz w:val="18"/>
               </w:rPr>
-              <w:t>減価償却費を2,002,979千円に修正し、各パターンの水準を再計算</w:t>
+              <w:t>減価償却費を2,002,979千円に修正し各パターンの水準を再計算。供給単価の定義を税区分・対象年度別に分離</w:t>
             </w:r>
           </w:p>
         </w:tc>
@@ -3481,6 +4473,19 @@
       <w:pPr>
         <w:spacing w:after="80" w:line="276" w:lineRule="auto"/>
       </w:pPr>
+    </w:p>
+    <w:p>
+      <w:pPr>
+        <w:spacing w:after="160" w:line="276" w:lineRule="auto"/>
+      </w:pPr>
+      <w:r>
+        <w:rPr>
+          <w:rFonts w:ascii="ＭＳ 明朝" w:hAnsi="ＭＳ 明朝" w:eastAsia="ＭＳ 明朝"/>
+          <w:b w:val="0"/>
+          <w:sz w:val="21"/>
+        </w:rPr>
+        <w:t>受け渡し用zipでは、旧版のExcelを `09_old_do_not_use/` に移し、計算根拠として使用しない旨をファイル名対応表の冒頭に記載している。</w:t>
+      </w:r>
     </w:p>
     <w:p>
       <w:pPr>
